--- a/therapy-protocols/Hand-Mallet-Finger-Splinting.docx
+++ b/therapy-protocols/Hand-Mallet-Finger-Splinting.docx
@@ -4,7 +4,7 @@
   <w:body>
     <w:p>
       <w:pPr>
-        <w:spacing w:before="0" w:after="40" w:line="264" w:lineRule="exact"/>
+        <w:spacing w:before="0" w:after="60" w:line="269" w:lineRule="exact"/>
         <w:jc w:val="center"/>
       </w:pPr>
       <w:r>
@@ -18,7 +18,7 @@
     </w:p>
     <w:p>
       <w:pPr>
-        <w:spacing w:before="0" w:after="40" w:line="176" w:lineRule="exact"/>
+        <w:spacing w:before="0" w:after="20" w:line="179" w:lineRule="exact"/>
         <w:jc w:val="left"/>
       </w:pPr>
       <w:r>
@@ -27,26 +27,26 @@
           <w:i w:val="0"/>
           <w:sz w:val="16"/>
         </w:rPr>
-        <w:t>Name: _______________________  Date of Surgery: ___________  Frequency: 2-3x/week</w:t>
+        <w:t>Name: _____________________  Diagnosis: _____________________  Date of Surgery: ____________</w:t>
       </w:r>
     </w:p>
     <w:p>
       <w:pPr>
-        <w:spacing w:before="40" w:after="20" w:line="220" w:lineRule="exact"/>
+        <w:spacing w:before="0" w:after="60" w:line="179" w:lineRule="exact"/>
         <w:jc w:val="left"/>
       </w:pPr>
       <w:r>
         <w:rPr>
-          <w:b/>
+          <w:b w:val="0"/>
           <w:i w:val="0"/>
-          <w:sz w:val="20"/>
+          <w:sz w:val="16"/>
         </w:rPr>
-        <w:t>Weeks 0-6:</w:t>
+        <w:t>Frequency: 2-3 times / week</w:t>
       </w:r>
     </w:p>
     <w:p>
       <w:pPr>
-        <w:spacing w:before="0" w:after="40" w:line="198" w:lineRule="exact"/>
+        <w:spacing w:before="0" w:after="40" w:line="202" w:lineRule="exact"/>
         <w:jc w:val="left"/>
       </w:pPr>
       <w:r>
@@ -55,26 +55,12 @@
           <w:i w:val="0"/>
           <w:sz w:val="18"/>
         </w:rPr>
-        <w:t>Continuous Splinting DIP joint must be held in full extension (slight hyperextension) AT ALL TIMES. Stack splint, aluminum foam splint, or custom thermoplastic splint. PIP joint must remain FREE ”” do not immobilize. CRITICAL: Do NOT let the DIP joint drop into flexion even for a moment. If the splint is removed (for skin care), support the DIP in extension on a flat surface at all times. Clean skin under splint daily. Alternate splints if needed for hygiene.</w:t>
+        <w:t>Weeks 0-6: Continuous Splinting</w:t>
       </w:r>
     </w:p>
     <w:p>
       <w:pPr>
-        <w:spacing w:before="40" w:after="20" w:line="220" w:lineRule="exact"/>
-        <w:jc w:val="left"/>
-      </w:pPr>
-      <w:r>
-        <w:rPr>
-          <w:b/>
-          <w:i w:val="0"/>
-          <w:sz w:val="20"/>
-        </w:rPr>
-        <w:t>Weeks 6-8:</w:t>
-      </w:r>
-    </w:p>
-    <w:p>
-      <w:pPr>
-        <w:spacing w:before="0" w:after="40" w:line="198" w:lineRule="exact"/>
+        <w:spacing w:before="0" w:after="40" w:line="202" w:lineRule="exact"/>
         <w:jc w:val="left"/>
       </w:pPr>
       <w:r>
@@ -83,12 +69,138 @@
           <w:i w:val="0"/>
           <w:sz w:val="18"/>
         </w:rPr>
-        <w:t>Weaning Begin gentle active DIP flexion (remove splint for exercises only). Wear splint between exercises and at night. If extensor lag develops → return to full-time splinting for 2 more weeks.</w:t>
+        <w:t>DIP joint must be held in full extension (slight hyperextension) AT ALL TIMES.</w:t>
       </w:r>
     </w:p>
     <w:p>
       <w:pPr>
-        <w:spacing w:before="40" w:after="20" w:line="220" w:lineRule="exact"/>
+        <w:spacing w:before="0" w:after="40" w:line="202" w:lineRule="exact"/>
+        <w:jc w:val="left"/>
+      </w:pPr>
+      <w:r>
+        <w:rPr>
+          <w:b w:val="0"/>
+          <w:i w:val="0"/>
+          <w:sz w:val="18"/>
+        </w:rPr>
+        <w:t>Stack splint, aluminum foam splint, or custom thermoplastic splint.</w:t>
+      </w:r>
+    </w:p>
+    <w:p>
+      <w:pPr>
+        <w:spacing w:before="0" w:after="40" w:line="202" w:lineRule="exact"/>
+        <w:jc w:val="left"/>
+      </w:pPr>
+      <w:r>
+        <w:rPr>
+          <w:b w:val="0"/>
+          <w:i w:val="0"/>
+          <w:sz w:val="18"/>
+        </w:rPr>
+        <w:t>PIP joint must remain FREE — do not immobilize.</w:t>
+      </w:r>
+    </w:p>
+    <w:p>
+      <w:pPr>
+        <w:spacing w:before="0" w:after="40" w:line="202" w:lineRule="exact"/>
+        <w:jc w:val="left"/>
+      </w:pPr>
+      <w:r>
+        <w:rPr>
+          <w:b w:val="0"/>
+          <w:i w:val="0"/>
+          <w:sz w:val="18"/>
+        </w:rPr>
+        <w:t>CRITICAL: Do NOT let the DIP joint drop into flexion even for a moment.</w:t>
+      </w:r>
+    </w:p>
+    <w:p>
+      <w:pPr>
+        <w:spacing w:before="0" w:after="40" w:line="202" w:lineRule="exact"/>
+        <w:jc w:val="left"/>
+      </w:pPr>
+      <w:r>
+        <w:rPr>
+          <w:b w:val="0"/>
+          <w:i w:val="0"/>
+          <w:sz w:val="18"/>
+        </w:rPr>
+        <w:t>If the splint is removed (for skin care), support the DIP in extension on a flat surface at all times.</w:t>
+      </w:r>
+    </w:p>
+    <w:p>
+      <w:pPr>
+        <w:spacing w:before="0" w:after="40" w:line="202" w:lineRule="exact"/>
+        <w:jc w:val="left"/>
+      </w:pPr>
+      <w:r>
+        <w:rPr>
+          <w:b w:val="0"/>
+          <w:i w:val="0"/>
+          <w:sz w:val="18"/>
+        </w:rPr>
+        <w:t>Clean skin under splint daily. Alternate splints if needed for hygiene.</w:t>
+      </w:r>
+    </w:p>
+    <w:p>
+      <w:pPr>
+        <w:spacing w:before="0" w:after="40" w:line="202" w:lineRule="exact"/>
+        <w:jc w:val="left"/>
+      </w:pPr>
+      <w:r>
+        <w:rPr>
+          <w:b w:val="0"/>
+          <w:i w:val="0"/>
+          <w:sz w:val="18"/>
+        </w:rPr>
+        <w:t>Weeks 6-8: Weaning</w:t>
+      </w:r>
+    </w:p>
+    <w:p>
+      <w:pPr>
+        <w:spacing w:before="0" w:after="40" w:line="202" w:lineRule="exact"/>
+        <w:jc w:val="left"/>
+      </w:pPr>
+      <w:r>
+        <w:rPr>
+          <w:b w:val="0"/>
+          <w:i w:val="0"/>
+          <w:sz w:val="18"/>
+        </w:rPr>
+        <w:t>Begin gentle active DIP flexion (remove splint for exercises only).</w:t>
+      </w:r>
+    </w:p>
+    <w:p>
+      <w:pPr>
+        <w:spacing w:before="0" w:after="40" w:line="202" w:lineRule="exact"/>
+        <w:jc w:val="left"/>
+      </w:pPr>
+      <w:r>
+        <w:rPr>
+          <w:b w:val="0"/>
+          <w:i w:val="0"/>
+          <w:sz w:val="18"/>
+        </w:rPr>
+        <w:t>Wear splint between exercises and at night.</w:t>
+      </w:r>
+    </w:p>
+    <w:p>
+      <w:pPr>
+        <w:spacing w:before="0" w:after="40" w:line="202" w:lineRule="exact"/>
+        <w:jc w:val="left"/>
+      </w:pPr>
+      <w:r>
+        <w:rPr>
+          <w:b w:val="0"/>
+          <w:i w:val="0"/>
+          <w:sz w:val="18"/>
+        </w:rPr>
+        <w:t>If extensor lag develops → return to full-time splinting for 2 more weeks.</w:t>
+      </w:r>
+    </w:p>
+    <w:p>
+      <w:pPr>
+        <w:spacing w:before="60" w:after="20" w:line="224" w:lineRule="exact"/>
         <w:jc w:val="left"/>
       </w:pPr>
       <w:r>
@@ -102,7 +214,7 @@
     </w:p>
     <w:p>
       <w:pPr>
-        <w:spacing w:before="0" w:after="40" w:line="198" w:lineRule="exact"/>
+        <w:spacing w:before="0" w:after="40" w:line="202" w:lineRule="exact"/>
         <w:jc w:val="left"/>
       </w:pPr>
       <w:r>
@@ -111,12 +223,40 @@
           <w:i w:val="0"/>
           <w:sz w:val="18"/>
         </w:rPr>
-        <w:t>Continue nighttime splinting. Progress DIP active ROM. Light functional use.</w:t>
+        <w:t>Continue nighttime splinting.</w:t>
       </w:r>
     </w:p>
     <w:p>
       <w:pPr>
-        <w:spacing w:before="40" w:after="20" w:line="220" w:lineRule="exact"/>
+        <w:spacing w:before="0" w:after="40" w:line="202" w:lineRule="exact"/>
+        <w:jc w:val="left"/>
+      </w:pPr>
+      <w:r>
+        <w:rPr>
+          <w:b w:val="0"/>
+          <w:i w:val="0"/>
+          <w:sz w:val="18"/>
+        </w:rPr>
+        <w:t>Progress DIP active ROM.</w:t>
+      </w:r>
+    </w:p>
+    <w:p>
+      <w:pPr>
+        <w:spacing w:before="0" w:after="40" w:line="202" w:lineRule="exact"/>
+        <w:jc w:val="left"/>
+      </w:pPr>
+      <w:r>
+        <w:rPr>
+          <w:b w:val="0"/>
+          <w:i w:val="0"/>
+          <w:sz w:val="18"/>
+        </w:rPr>
+        <w:t>Light functional use.</w:t>
+      </w:r>
+    </w:p>
+    <w:p>
+      <w:pPr>
+        <w:spacing w:before="60" w:after="20" w:line="224" w:lineRule="exact"/>
         <w:jc w:val="left"/>
       </w:pPr>
       <w:r>
@@ -130,7 +270,7 @@
     </w:p>
     <w:p>
       <w:pPr>
-        <w:spacing w:before="0" w:after="40" w:line="198" w:lineRule="exact"/>
+        <w:spacing w:before="0" w:after="40" w:line="202" w:lineRule="exact"/>
         <w:jc w:val="left"/>
       </w:pPr>
       <w:r>
@@ -139,12 +279,40 @@
           <w:i w:val="0"/>
           <w:sz w:val="18"/>
         </w:rPr>
-        <w:t>Discontinue splint. Full activity. Residual slight extensor lag (5-10°) is common and usually functional.</w:t>
+        <w:t>Discontinue splint.</w:t>
       </w:r>
     </w:p>
     <w:p>
       <w:pPr>
-        <w:spacing w:before="60" w:after="20" w:line="154" w:lineRule="exact"/>
+        <w:spacing w:before="0" w:after="40" w:line="202" w:lineRule="exact"/>
+        <w:jc w:val="left"/>
+      </w:pPr>
+      <w:r>
+        <w:rPr>
+          <w:b w:val="0"/>
+          <w:i w:val="0"/>
+          <w:sz w:val="18"/>
+        </w:rPr>
+        <w:t>Full activity.</w:t>
+      </w:r>
+    </w:p>
+    <w:p>
+      <w:pPr>
+        <w:spacing w:before="0" w:after="40" w:line="202" w:lineRule="exact"/>
+        <w:jc w:val="left"/>
+      </w:pPr>
+      <w:r>
+        <w:rPr>
+          <w:b w:val="0"/>
+          <w:i w:val="0"/>
+          <w:sz w:val="18"/>
+        </w:rPr>
+        <w:t>Residual slight extensor lag (5-10°) is common and usually functional.</w:t>
+      </w:r>
+    </w:p>
+    <w:p>
+      <w:pPr>
+        <w:spacing w:before="60" w:after="20" w:line="157" w:lineRule="exact"/>
         <w:jc w:val="left"/>
       </w:pPr>
       <w:r>
@@ -158,7 +326,21 @@
     </w:p>
     <w:p>
       <w:pPr>
-        <w:spacing w:before="0" w:after="0" w:line="176" w:lineRule="exact"/>
+        <w:spacing w:before="60" w:after="0" w:line="134" w:lineRule="exact"/>
+        <w:jc w:val="left"/>
+      </w:pPr>
+      <w:r>
+        <w:rPr>
+          <w:b w:val="0"/>
+          <w:i/>
+          <w:sz w:val="12"/>
+        </w:rPr>
+        <w:t>Primary Reference: Crawford GP. The molded polythene splint for mallet finger deformities. J Hand Surg Am, 1984; Handoll HH, Vaghela MV. Interventions for treating mallet finger injuries. Cochrane Database Syst Rev, 2004.</w:t>
+      </w:r>
+    </w:p>
+    <w:p>
+      <w:pPr>
+        <w:spacing w:before="80" w:after="0" w:line="179" w:lineRule="exact"/>
         <w:jc w:val="left"/>
       </w:pPr>
       <w:r>
@@ -167,7 +349,7 @@
           <w:i w:val="0"/>
           <w:sz w:val="16"/>
         </w:rPr>
-        <w:t>Signature: _____________________________  Date: ______________</w:t>
+        <w:t>Signature: _____________________________   Date: ______________</w:t>
       </w:r>
     </w:p>
     <w:sectPr>
